--- a/architecture.docx
+++ b/architecture.docx
@@ -158,7 +158,7 @@
                     </pic:cNvPicPr>
                   </pic:nvPicPr>
                   <pic:blipFill>
-                    <a:blip r:embed="rId6">
+                    <a:blip r:embed="rId9">
                       <a:extLst>
                         <a:ext uri="{28A0092B-C50C-407E-A947-70E740481C1C}">
                           <a14:useLocalDpi xmlns:a14="http://schemas.microsoft.com/office/drawing/2010/main" val="0"/>
@@ -1710,6 +1710,19 @@
         </w:rPr>
         <w:t>Әзірленетін веб-қосымшаның жалпы сипаттамасы</w:t>
       </w:r>
+      <w:r>
+        <w:rPr>
+          <w:rFonts w:ascii="Times New Roman" w:eastAsia="Times New Roman" w:hAnsi="Times New Roman" w:cs="Times New Roman"/>
+          <w:b/>
+          <w:bCs/>
+          <w:color w:val="auto"/>
+          <w:sz w:val="28"/>
+          <w:lang w:val="kk-KZ"/>
+        </w:rPr>
+        <w:t xml:space="preserve"> lolka</w:t>
+      </w:r>
+      <w:bookmarkStart w:id="0" w:name="_GoBack"/>
+      <w:bookmarkEnd w:id="0"/>
     </w:p>
     <w:p>
       <w:pPr>
@@ -2007,9 +2020,9 @@
           <w:color w:val="auto"/>
           <w:sz w:val="28"/>
           <w:szCs w:val="28"/>
-          <w:lang w:val="en-US"/>
-        </w:rPr>
-        <w:t>2.</w:t>
+          <w:lang w:val="kk-KZ"/>
+        </w:rPr>
+        <w:t>2.1.1</w:t>
       </w:r>
       <w:r>
         <w:rPr>
@@ -2018,17 +2031,7 @@
           <w:color w:val="auto"/>
           <w:sz w:val="28"/>
           <w:szCs w:val="28"/>
-        </w:rPr>
-        <w:t>1.1</w:t>
-      </w:r>
-      <w:r>
-        <w:rPr>
-          <w:rStyle w:val="a4"/>
-          <w:rFonts w:ascii="Times New Roman" w:hAnsi="Times New Roman" w:cs="Times New Roman"/>
-          <w:color w:val="auto"/>
-          <w:sz w:val="28"/>
-          <w:szCs w:val="28"/>
-          <w:lang w:val="en-US"/>
+          <w:lang w:val="kk-KZ"/>
         </w:rPr>
         <w:t xml:space="preserve"> </w:t>
       </w:r>
@@ -2179,7 +2182,7 @@
           <w:b/>
           <w:color w:val="auto"/>
           <w:sz w:val="28"/>
-          <w:lang w:eastAsia="ru-RU"/>
+          <w:lang w:val="kk-KZ" w:eastAsia="ru-RU"/>
         </w:rPr>
       </w:pPr>
       <w:r>
@@ -2188,10 +2191,10 @@
           <w:b/>
           <w:color w:val="auto"/>
           <w:sz w:val="28"/>
-          <w:lang w:val="en-US" w:eastAsia="ru-RU"/>
+          <w:lang w:val="kk-KZ" w:eastAsia="ru-RU"/>
         </w:rPr>
         <w:lastRenderedPageBreak/>
-        <w:t>2.</w:t>
+        <w:t>2.1.2</w:t>
       </w:r>
       <w:r>
         <w:rPr>
@@ -2199,9 +2202,9 @@
           <w:b/>
           <w:color w:val="auto"/>
           <w:sz w:val="28"/>
-          <w:lang w:eastAsia="ru-RU"/>
-        </w:rPr>
-        <w:t>1.2</w:t>
+          <w:lang w:val="kk-KZ" w:eastAsia="ru-RU"/>
+        </w:rPr>
+        <w:t xml:space="preserve"> </w:t>
       </w:r>
       <w:r>
         <w:rPr>
@@ -2209,66 +2212,10 @@
           <w:b/>
           <w:color w:val="auto"/>
           <w:sz w:val="28"/>
-          <w:lang w:val="en-US" w:eastAsia="ru-RU"/>
-        </w:rPr>
-        <w:t xml:space="preserve"> </w:t>
-      </w:r>
-      <w:proofErr w:type="spellStart"/>
-      <w:r>
-        <w:rPr>
-          <w:rFonts w:ascii="Times New Roman" w:eastAsia="Times New Roman" w:hAnsi="Times New Roman" w:cs="Times New Roman"/>
-          <w:b/>
-          <w:color w:val="auto"/>
-          <w:sz w:val="28"/>
-          <w:lang w:eastAsia="ru-RU"/>
-        </w:rPr>
-        <w:t>Ақпараттық</w:t>
-      </w:r>
-      <w:proofErr w:type="spellEnd"/>
-      <w:r>
-        <w:rPr>
-          <w:rFonts w:ascii="Times New Roman" w:eastAsia="Times New Roman" w:hAnsi="Times New Roman" w:cs="Times New Roman"/>
-          <w:b/>
-          <w:color w:val="auto"/>
-          <w:sz w:val="28"/>
-          <w:lang w:eastAsia="ru-RU"/>
-        </w:rPr>
-        <w:t xml:space="preserve"> </w:t>
-      </w:r>
-      <w:proofErr w:type="spellStart"/>
-      <w:r>
-        <w:rPr>
-          <w:rFonts w:ascii="Times New Roman" w:eastAsia="Times New Roman" w:hAnsi="Times New Roman" w:cs="Times New Roman"/>
-          <w:b/>
-          <w:color w:val="auto"/>
-          <w:sz w:val="28"/>
-          <w:lang w:eastAsia="ru-RU"/>
-        </w:rPr>
-        <w:t>жүйенің</w:t>
-      </w:r>
-      <w:proofErr w:type="spellEnd"/>
-      <w:r>
-        <w:rPr>
-          <w:rFonts w:ascii="Times New Roman" w:eastAsia="Times New Roman" w:hAnsi="Times New Roman" w:cs="Times New Roman"/>
-          <w:b/>
-          <w:color w:val="auto"/>
-          <w:sz w:val="28"/>
-          <w:lang w:eastAsia="ru-RU"/>
-        </w:rPr>
-        <w:t xml:space="preserve"> </w:t>
-      </w:r>
-      <w:proofErr w:type="spellStart"/>
-      <w:r>
-        <w:rPr>
-          <w:rFonts w:ascii="Times New Roman" w:eastAsia="Times New Roman" w:hAnsi="Times New Roman" w:cs="Times New Roman"/>
-          <w:b/>
-          <w:color w:val="auto"/>
-          <w:sz w:val="28"/>
-          <w:lang w:eastAsia="ru-RU"/>
-        </w:rPr>
-        <w:t>архитектурасы</w:t>
-      </w:r>
-      <w:proofErr w:type="spellEnd"/>
+          <w:lang w:val="kk-KZ" w:eastAsia="ru-RU"/>
+        </w:rPr>
+        <w:t>Ақпараттық жүйенің архитектурасы</w:t>
+      </w:r>
     </w:p>
     <w:p>
       <w:pPr>
@@ -2279,488 +2226,17 @@
           <w:rFonts w:ascii="Times New Roman" w:eastAsia="Times New Roman" w:hAnsi="Times New Roman" w:cs="Times New Roman"/>
           <w:sz w:val="28"/>
           <w:szCs w:val="28"/>
-          <w:lang w:eastAsia="ru-RU"/>
-        </w:rPr>
-      </w:pPr>
-      <w:proofErr w:type="spellStart"/>
-      <w:r>
-        <w:rPr>
-          <w:rFonts w:ascii="Times New Roman" w:eastAsia="Times New Roman" w:hAnsi="Times New Roman" w:cs="Times New Roman"/>
-          <w:sz w:val="28"/>
-          <w:szCs w:val="28"/>
-          <w:lang w:eastAsia="ru-RU"/>
-        </w:rPr>
-        <w:t>Әзірленетін</w:t>
-      </w:r>
-      <w:proofErr w:type="spellEnd"/>
-      <w:r>
-        <w:rPr>
-          <w:rFonts w:ascii="Times New Roman" w:eastAsia="Times New Roman" w:hAnsi="Times New Roman" w:cs="Times New Roman"/>
-          <w:sz w:val="28"/>
-          <w:szCs w:val="28"/>
-          <w:lang w:eastAsia="ru-RU"/>
-        </w:rPr>
-        <w:t xml:space="preserve"> </w:t>
-      </w:r>
-      <w:proofErr w:type="spellStart"/>
-      <w:r>
-        <w:rPr>
-          <w:rFonts w:ascii="Times New Roman" w:eastAsia="Times New Roman" w:hAnsi="Times New Roman" w:cs="Times New Roman"/>
-          <w:sz w:val="28"/>
-          <w:szCs w:val="28"/>
-          <w:lang w:eastAsia="ru-RU"/>
-        </w:rPr>
-        <w:t>жүйе</w:t>
-      </w:r>
-      <w:proofErr w:type="spellEnd"/>
-      <w:r>
-        <w:rPr>
-          <w:rFonts w:ascii="Times New Roman" w:eastAsia="Times New Roman" w:hAnsi="Times New Roman" w:cs="Times New Roman"/>
-          <w:sz w:val="28"/>
-          <w:szCs w:val="28"/>
-          <w:lang w:eastAsia="ru-RU"/>
-        </w:rPr>
-        <w:t xml:space="preserve"> клиент-сервер </w:t>
-      </w:r>
-      <w:proofErr w:type="spellStart"/>
-      <w:r>
-        <w:rPr>
-          <w:rFonts w:ascii="Times New Roman" w:eastAsia="Times New Roman" w:hAnsi="Times New Roman" w:cs="Times New Roman"/>
-          <w:sz w:val="28"/>
-          <w:szCs w:val="28"/>
-          <w:lang w:eastAsia="ru-RU"/>
-        </w:rPr>
-        <w:t>архитектурасына</w:t>
-      </w:r>
-      <w:proofErr w:type="spellEnd"/>
-      <w:r>
-        <w:rPr>
-          <w:rFonts w:ascii="Times New Roman" w:eastAsia="Times New Roman" w:hAnsi="Times New Roman" w:cs="Times New Roman"/>
-          <w:sz w:val="28"/>
-          <w:szCs w:val="28"/>
-          <w:lang w:eastAsia="ru-RU"/>
-        </w:rPr>
-        <w:t xml:space="preserve"> </w:t>
-      </w:r>
-      <w:proofErr w:type="spellStart"/>
-      <w:r>
-        <w:rPr>
-          <w:rFonts w:ascii="Times New Roman" w:eastAsia="Times New Roman" w:hAnsi="Times New Roman" w:cs="Times New Roman"/>
-          <w:sz w:val="28"/>
-          <w:szCs w:val="28"/>
-          <w:lang w:eastAsia="ru-RU"/>
-        </w:rPr>
-        <w:t>негізделген</w:t>
-      </w:r>
-      <w:proofErr w:type="spellEnd"/>
-      <w:r>
-        <w:rPr>
-          <w:rFonts w:ascii="Times New Roman" w:eastAsia="Times New Roman" w:hAnsi="Times New Roman" w:cs="Times New Roman"/>
-          <w:sz w:val="28"/>
-          <w:szCs w:val="28"/>
-          <w:lang w:eastAsia="ru-RU"/>
-        </w:rPr>
-        <w:t xml:space="preserve">. </w:t>
-      </w:r>
-      <w:proofErr w:type="spellStart"/>
-      <w:r>
-        <w:rPr>
-          <w:rFonts w:ascii="Times New Roman" w:eastAsia="Times New Roman" w:hAnsi="Times New Roman" w:cs="Times New Roman"/>
-          <w:sz w:val="28"/>
-          <w:szCs w:val="28"/>
-          <w:lang w:eastAsia="ru-RU"/>
-        </w:rPr>
-        <w:t>Клиенттік</w:t>
-      </w:r>
-      <w:proofErr w:type="spellEnd"/>
-      <w:r>
-        <w:rPr>
-          <w:rFonts w:ascii="Times New Roman" w:eastAsia="Times New Roman" w:hAnsi="Times New Roman" w:cs="Times New Roman"/>
-          <w:sz w:val="28"/>
-          <w:szCs w:val="28"/>
-          <w:lang w:eastAsia="ru-RU"/>
-        </w:rPr>
-        <w:t xml:space="preserve"> </w:t>
-      </w:r>
-      <w:proofErr w:type="spellStart"/>
-      <w:r>
-        <w:rPr>
-          <w:rFonts w:ascii="Times New Roman" w:eastAsia="Times New Roman" w:hAnsi="Times New Roman" w:cs="Times New Roman"/>
-          <w:sz w:val="28"/>
-          <w:szCs w:val="28"/>
-          <w:lang w:eastAsia="ru-RU"/>
-        </w:rPr>
-        <w:t>бөлік</w:t>
-      </w:r>
-      <w:proofErr w:type="spellEnd"/>
-      <w:r>
-        <w:rPr>
-          <w:rFonts w:ascii="Times New Roman" w:eastAsia="Times New Roman" w:hAnsi="Times New Roman" w:cs="Times New Roman"/>
-          <w:sz w:val="28"/>
-          <w:szCs w:val="28"/>
-          <w:lang w:eastAsia="ru-RU"/>
-        </w:rPr>
-        <w:t xml:space="preserve"> </w:t>
-      </w:r>
-      <w:proofErr w:type="spellStart"/>
-      <w:r>
-        <w:rPr>
-          <w:rFonts w:ascii="Times New Roman" w:eastAsia="Times New Roman" w:hAnsi="Times New Roman" w:cs="Times New Roman"/>
-          <w:sz w:val="28"/>
-          <w:szCs w:val="28"/>
-          <w:lang w:eastAsia="ru-RU"/>
-        </w:rPr>
-        <w:t>бір</w:t>
-      </w:r>
-      <w:proofErr w:type="spellEnd"/>
-      <w:r>
-        <w:rPr>
-          <w:rFonts w:ascii="Times New Roman" w:eastAsia="Times New Roman" w:hAnsi="Times New Roman" w:cs="Times New Roman"/>
-          <w:sz w:val="28"/>
-          <w:szCs w:val="28"/>
-          <w:lang w:eastAsia="ru-RU"/>
-        </w:rPr>
-        <w:t xml:space="preserve"> </w:t>
-      </w:r>
-      <w:proofErr w:type="spellStart"/>
-      <w:r>
-        <w:rPr>
-          <w:rFonts w:ascii="Times New Roman" w:eastAsia="Times New Roman" w:hAnsi="Times New Roman" w:cs="Times New Roman"/>
-          <w:sz w:val="28"/>
-          <w:szCs w:val="28"/>
-          <w:lang w:eastAsia="ru-RU"/>
-        </w:rPr>
-        <w:t>беттік</w:t>
-      </w:r>
-      <w:proofErr w:type="spellEnd"/>
-      <w:r>
-        <w:rPr>
-          <w:rFonts w:ascii="Times New Roman" w:eastAsia="Times New Roman" w:hAnsi="Times New Roman" w:cs="Times New Roman"/>
-          <w:sz w:val="28"/>
-          <w:szCs w:val="28"/>
-          <w:lang w:eastAsia="ru-RU"/>
-        </w:rPr>
-        <w:t xml:space="preserve"> </w:t>
-      </w:r>
-      <w:proofErr w:type="spellStart"/>
-      <w:r>
-        <w:rPr>
-          <w:rFonts w:ascii="Times New Roman" w:eastAsia="Times New Roman" w:hAnsi="Times New Roman" w:cs="Times New Roman"/>
-          <w:sz w:val="28"/>
-          <w:szCs w:val="28"/>
-          <w:lang w:eastAsia="ru-RU"/>
-        </w:rPr>
-        <w:t>қосымша</w:t>
-      </w:r>
-      <w:proofErr w:type="spellEnd"/>
-      <w:r>
-        <w:rPr>
-          <w:rFonts w:ascii="Times New Roman" w:eastAsia="Times New Roman" w:hAnsi="Times New Roman" w:cs="Times New Roman"/>
-          <w:sz w:val="28"/>
-          <w:szCs w:val="28"/>
-          <w:lang w:eastAsia="ru-RU"/>
-        </w:rPr>
-        <w:t xml:space="preserve"> (</w:t>
-      </w:r>
-      <w:proofErr w:type="spellStart"/>
-      <w:r>
-        <w:rPr>
-          <w:rFonts w:ascii="Times New Roman" w:eastAsia="Times New Roman" w:hAnsi="Times New Roman" w:cs="Times New Roman"/>
-          <w:sz w:val="28"/>
-          <w:szCs w:val="28"/>
-          <w:lang w:eastAsia="ru-RU"/>
-        </w:rPr>
-        <w:t>Single</w:t>
-      </w:r>
-      <w:proofErr w:type="spellEnd"/>
-      <w:r>
-        <w:rPr>
-          <w:rFonts w:ascii="Times New Roman" w:eastAsia="Times New Roman" w:hAnsi="Times New Roman" w:cs="Times New Roman"/>
-          <w:sz w:val="28"/>
-          <w:szCs w:val="28"/>
-          <w:lang w:eastAsia="ru-RU"/>
-        </w:rPr>
-        <w:t xml:space="preserve"> </w:t>
-      </w:r>
-      <w:proofErr w:type="spellStart"/>
-      <w:r>
-        <w:rPr>
-          <w:rFonts w:ascii="Times New Roman" w:eastAsia="Times New Roman" w:hAnsi="Times New Roman" w:cs="Times New Roman"/>
-          <w:sz w:val="28"/>
-          <w:szCs w:val="28"/>
-          <w:lang w:eastAsia="ru-RU"/>
-        </w:rPr>
-        <w:t>Page</w:t>
-      </w:r>
-      <w:proofErr w:type="spellEnd"/>
-      <w:r>
-        <w:rPr>
-          <w:rFonts w:ascii="Times New Roman" w:eastAsia="Times New Roman" w:hAnsi="Times New Roman" w:cs="Times New Roman"/>
-          <w:sz w:val="28"/>
-          <w:szCs w:val="28"/>
-          <w:lang w:eastAsia="ru-RU"/>
-        </w:rPr>
-        <w:t xml:space="preserve"> </w:t>
-      </w:r>
-      <w:proofErr w:type="spellStart"/>
-      <w:r>
-        <w:rPr>
-          <w:rFonts w:ascii="Times New Roman" w:eastAsia="Times New Roman" w:hAnsi="Times New Roman" w:cs="Times New Roman"/>
-          <w:sz w:val="28"/>
-          <w:szCs w:val="28"/>
-          <w:lang w:eastAsia="ru-RU"/>
-        </w:rPr>
-        <w:t>Application</w:t>
-      </w:r>
-      <w:proofErr w:type="spellEnd"/>
-      <w:r>
-        <w:rPr>
-          <w:rFonts w:ascii="Times New Roman" w:eastAsia="Times New Roman" w:hAnsi="Times New Roman" w:cs="Times New Roman"/>
-          <w:sz w:val="28"/>
-          <w:szCs w:val="28"/>
-          <w:lang w:eastAsia="ru-RU"/>
-        </w:rPr>
-        <w:t xml:space="preserve">) </w:t>
-      </w:r>
-      <w:proofErr w:type="spellStart"/>
-      <w:r>
-        <w:rPr>
-          <w:rFonts w:ascii="Times New Roman" w:eastAsia="Times New Roman" w:hAnsi="Times New Roman" w:cs="Times New Roman"/>
-          <w:sz w:val="28"/>
-          <w:szCs w:val="28"/>
-          <w:lang w:eastAsia="ru-RU"/>
-        </w:rPr>
-        <w:t>принципі</w:t>
-      </w:r>
-      <w:proofErr w:type="spellEnd"/>
-      <w:r>
-        <w:rPr>
-          <w:rFonts w:ascii="Times New Roman" w:eastAsia="Times New Roman" w:hAnsi="Times New Roman" w:cs="Times New Roman"/>
-          <w:sz w:val="28"/>
-          <w:szCs w:val="28"/>
-          <w:lang w:eastAsia="ru-RU"/>
-        </w:rPr>
-        <w:t xml:space="preserve"> </w:t>
-      </w:r>
-      <w:proofErr w:type="spellStart"/>
-      <w:r>
-        <w:rPr>
-          <w:rFonts w:ascii="Times New Roman" w:eastAsia="Times New Roman" w:hAnsi="Times New Roman" w:cs="Times New Roman"/>
-          <w:sz w:val="28"/>
-          <w:szCs w:val="28"/>
-          <w:lang w:eastAsia="ru-RU"/>
-        </w:rPr>
-        <w:t>бойынша</w:t>
-      </w:r>
-      <w:proofErr w:type="spellEnd"/>
-      <w:r>
-        <w:rPr>
-          <w:rFonts w:ascii="Times New Roman" w:eastAsia="Times New Roman" w:hAnsi="Times New Roman" w:cs="Times New Roman"/>
-          <w:sz w:val="28"/>
-          <w:szCs w:val="28"/>
-          <w:lang w:eastAsia="ru-RU"/>
-        </w:rPr>
-        <w:t xml:space="preserve"> </w:t>
-      </w:r>
-      <w:proofErr w:type="spellStart"/>
-      <w:r>
-        <w:rPr>
-          <w:rFonts w:ascii="Times New Roman" w:eastAsia="Times New Roman" w:hAnsi="Times New Roman" w:cs="Times New Roman"/>
-          <w:sz w:val="28"/>
-          <w:szCs w:val="28"/>
-          <w:lang w:eastAsia="ru-RU"/>
-        </w:rPr>
-        <w:t>жүзеге</w:t>
-      </w:r>
-      <w:proofErr w:type="spellEnd"/>
-      <w:r>
-        <w:rPr>
-          <w:rFonts w:ascii="Times New Roman" w:eastAsia="Times New Roman" w:hAnsi="Times New Roman" w:cs="Times New Roman"/>
-          <w:sz w:val="28"/>
-          <w:szCs w:val="28"/>
-          <w:lang w:eastAsia="ru-RU"/>
-        </w:rPr>
-        <w:t xml:space="preserve"> </w:t>
-      </w:r>
-      <w:proofErr w:type="spellStart"/>
-      <w:r>
-        <w:rPr>
-          <w:rFonts w:ascii="Times New Roman" w:eastAsia="Times New Roman" w:hAnsi="Times New Roman" w:cs="Times New Roman"/>
-          <w:sz w:val="28"/>
-          <w:szCs w:val="28"/>
-          <w:lang w:eastAsia="ru-RU"/>
-        </w:rPr>
-        <w:t>асырылады</w:t>
-      </w:r>
-      <w:proofErr w:type="spellEnd"/>
-      <w:r>
-        <w:rPr>
-          <w:rFonts w:ascii="Times New Roman" w:eastAsia="Times New Roman" w:hAnsi="Times New Roman" w:cs="Times New Roman"/>
-          <w:sz w:val="28"/>
-          <w:szCs w:val="28"/>
-          <w:lang w:eastAsia="ru-RU"/>
-        </w:rPr>
-        <w:t xml:space="preserve">, ал </w:t>
-      </w:r>
-      <w:proofErr w:type="spellStart"/>
-      <w:r>
-        <w:rPr>
-          <w:rFonts w:ascii="Times New Roman" w:eastAsia="Times New Roman" w:hAnsi="Times New Roman" w:cs="Times New Roman"/>
-          <w:sz w:val="28"/>
-          <w:szCs w:val="28"/>
-          <w:lang w:eastAsia="ru-RU"/>
-        </w:rPr>
-        <w:t>серверлік</w:t>
-      </w:r>
-      <w:proofErr w:type="spellEnd"/>
-      <w:r>
-        <w:rPr>
-          <w:rFonts w:ascii="Times New Roman" w:eastAsia="Times New Roman" w:hAnsi="Times New Roman" w:cs="Times New Roman"/>
-          <w:sz w:val="28"/>
-          <w:szCs w:val="28"/>
-          <w:lang w:eastAsia="ru-RU"/>
-        </w:rPr>
-        <w:t xml:space="preserve"> </w:t>
-      </w:r>
-      <w:proofErr w:type="spellStart"/>
-      <w:r>
-        <w:rPr>
-          <w:rFonts w:ascii="Times New Roman" w:eastAsia="Times New Roman" w:hAnsi="Times New Roman" w:cs="Times New Roman"/>
-          <w:sz w:val="28"/>
-          <w:szCs w:val="28"/>
-          <w:lang w:eastAsia="ru-RU"/>
-        </w:rPr>
-        <w:t>бөлік</w:t>
-      </w:r>
-      <w:proofErr w:type="spellEnd"/>
-      <w:r>
-        <w:rPr>
-          <w:rFonts w:ascii="Times New Roman" w:eastAsia="Times New Roman" w:hAnsi="Times New Roman" w:cs="Times New Roman"/>
-          <w:sz w:val="28"/>
-          <w:szCs w:val="28"/>
-          <w:lang w:eastAsia="ru-RU"/>
-        </w:rPr>
-        <w:t xml:space="preserve"> </w:t>
-      </w:r>
-      <w:proofErr w:type="spellStart"/>
-      <w:r>
-        <w:rPr>
-          <w:rFonts w:ascii="Times New Roman" w:eastAsia="Times New Roman" w:hAnsi="Times New Roman" w:cs="Times New Roman"/>
-          <w:sz w:val="28"/>
-          <w:szCs w:val="28"/>
-          <w:lang w:eastAsia="ru-RU"/>
-        </w:rPr>
-        <w:t>RESTful</w:t>
-      </w:r>
-      <w:proofErr w:type="spellEnd"/>
-      <w:r>
-        <w:rPr>
-          <w:rFonts w:ascii="Times New Roman" w:eastAsia="Times New Roman" w:hAnsi="Times New Roman" w:cs="Times New Roman"/>
-          <w:sz w:val="28"/>
-          <w:szCs w:val="28"/>
-          <w:lang w:eastAsia="ru-RU"/>
-        </w:rPr>
-        <w:t xml:space="preserve"> API </w:t>
-      </w:r>
-      <w:proofErr w:type="spellStart"/>
-      <w:r>
-        <w:rPr>
-          <w:rFonts w:ascii="Times New Roman" w:eastAsia="Times New Roman" w:hAnsi="Times New Roman" w:cs="Times New Roman"/>
-          <w:sz w:val="28"/>
-          <w:szCs w:val="28"/>
-          <w:lang w:eastAsia="ru-RU"/>
-        </w:rPr>
-        <w:t>арқылы</w:t>
-      </w:r>
-      <w:proofErr w:type="spellEnd"/>
-      <w:r>
-        <w:rPr>
-          <w:rFonts w:ascii="Times New Roman" w:eastAsia="Times New Roman" w:hAnsi="Times New Roman" w:cs="Times New Roman"/>
-          <w:sz w:val="28"/>
-          <w:szCs w:val="28"/>
-          <w:lang w:eastAsia="ru-RU"/>
-        </w:rPr>
-        <w:t xml:space="preserve"> </w:t>
-      </w:r>
-      <w:proofErr w:type="spellStart"/>
-      <w:r>
-        <w:rPr>
-          <w:rFonts w:ascii="Times New Roman" w:eastAsia="Times New Roman" w:hAnsi="Times New Roman" w:cs="Times New Roman"/>
-          <w:sz w:val="28"/>
-          <w:szCs w:val="28"/>
-          <w:lang w:eastAsia="ru-RU"/>
-        </w:rPr>
-        <w:t>деректермен</w:t>
-      </w:r>
-      <w:proofErr w:type="spellEnd"/>
-      <w:r>
-        <w:rPr>
-          <w:rFonts w:ascii="Times New Roman" w:eastAsia="Times New Roman" w:hAnsi="Times New Roman" w:cs="Times New Roman"/>
-          <w:sz w:val="28"/>
-          <w:szCs w:val="28"/>
-          <w:lang w:eastAsia="ru-RU"/>
-        </w:rPr>
-        <w:t xml:space="preserve"> </w:t>
-      </w:r>
-      <w:proofErr w:type="spellStart"/>
-      <w:r>
-        <w:rPr>
-          <w:rFonts w:ascii="Times New Roman" w:eastAsia="Times New Roman" w:hAnsi="Times New Roman" w:cs="Times New Roman"/>
-          <w:sz w:val="28"/>
-          <w:szCs w:val="28"/>
-          <w:lang w:eastAsia="ru-RU"/>
-        </w:rPr>
-        <w:t>алмасуды</w:t>
-      </w:r>
-      <w:proofErr w:type="spellEnd"/>
-      <w:r>
-        <w:rPr>
-          <w:rFonts w:ascii="Times New Roman" w:eastAsia="Times New Roman" w:hAnsi="Times New Roman" w:cs="Times New Roman"/>
-          <w:sz w:val="28"/>
-          <w:szCs w:val="28"/>
-          <w:lang w:eastAsia="ru-RU"/>
-        </w:rPr>
-        <w:t xml:space="preserve"> </w:t>
-      </w:r>
-      <w:proofErr w:type="spellStart"/>
-      <w:r>
-        <w:rPr>
-          <w:rFonts w:ascii="Times New Roman" w:eastAsia="Times New Roman" w:hAnsi="Times New Roman" w:cs="Times New Roman"/>
-          <w:sz w:val="28"/>
-          <w:szCs w:val="28"/>
-          <w:lang w:eastAsia="ru-RU"/>
-        </w:rPr>
-        <w:t>қамтамасыз</w:t>
-      </w:r>
-      <w:proofErr w:type="spellEnd"/>
-      <w:r>
-        <w:rPr>
-          <w:rFonts w:ascii="Times New Roman" w:eastAsia="Times New Roman" w:hAnsi="Times New Roman" w:cs="Times New Roman"/>
-          <w:sz w:val="28"/>
-          <w:szCs w:val="28"/>
-          <w:lang w:eastAsia="ru-RU"/>
-        </w:rPr>
-        <w:t xml:space="preserve"> </w:t>
-      </w:r>
-      <w:proofErr w:type="spellStart"/>
-      <w:r>
-        <w:rPr>
-          <w:rFonts w:ascii="Times New Roman" w:eastAsia="Times New Roman" w:hAnsi="Times New Roman" w:cs="Times New Roman"/>
-          <w:sz w:val="28"/>
-          <w:szCs w:val="28"/>
-          <w:lang w:eastAsia="ru-RU"/>
-        </w:rPr>
-        <w:t>етеді</w:t>
-      </w:r>
-      <w:proofErr w:type="spellEnd"/>
-      <w:r>
-        <w:rPr>
-          <w:rFonts w:ascii="Times New Roman" w:eastAsia="Times New Roman" w:hAnsi="Times New Roman" w:cs="Times New Roman"/>
-          <w:sz w:val="28"/>
-          <w:szCs w:val="28"/>
-          <w:lang w:eastAsia="ru-RU"/>
-        </w:rPr>
-        <w:t>.</w:t>
+          <w:lang w:val="kk-KZ" w:eastAsia="ru-RU"/>
+        </w:rPr>
+      </w:pPr>
+      <w:r>
+        <w:rPr>
+          <w:rFonts w:ascii="Times New Roman" w:eastAsia="Times New Roman" w:hAnsi="Times New Roman" w:cs="Times New Roman"/>
+          <w:sz w:val="28"/>
+          <w:szCs w:val="28"/>
+          <w:lang w:val="kk-KZ" w:eastAsia="ru-RU"/>
+        </w:rPr>
+        <w:t>Әзірленетін жүйе клиент-сервер архитектурасына негізделген. Клиенттік бөлік бір беттік қосымша (Single Page Application) принципі бойынша жүзеге асырылады, ал серверлік бөлік RESTful API арқылы деректермен алмасуды қамтамасыз етеді.</w:t>
       </w:r>
     </w:p>
     <w:p>
@@ -4106,7 +3582,7 @@
                     <pic:cNvPicPr/>
                   </pic:nvPicPr>
                   <pic:blipFill>
-                    <a:blip r:embed="rId7">
+                    <a:blip r:embed="rId10">
                       <a:extLst>
                         <a:ext uri="{28A0092B-C50C-407E-A947-70E740481C1C}">
                           <a14:useLocalDpi xmlns:a14="http://schemas.microsoft.com/office/drawing/2010/main" val="0"/>
@@ -4191,7 +3667,7 @@
           <w:b/>
           <w:color w:val="auto"/>
           <w:sz w:val="28"/>
-          <w:lang w:val="en-US" w:eastAsia="ru-RU"/>
+          <w:lang w:eastAsia="ru-RU"/>
         </w:rPr>
         <w:lastRenderedPageBreak/>
         <w:t xml:space="preserve">2.1.4 </w:t>
@@ -4205,19 +3681,7 @@
           <w:sz w:val="28"/>
           <w:lang w:eastAsia="ru-RU"/>
         </w:rPr>
-        <w:t>Функ</w:t>
-      </w:r>
-      <w:bookmarkStart w:id="0" w:name="_GoBack"/>
-      <w:bookmarkEnd w:id="0"/>
-      <w:r>
-        <w:rPr>
-          <w:rFonts w:ascii="Times New Roman" w:eastAsia="Times New Roman" w:hAnsi="Times New Roman" w:cs="Times New Roman"/>
-          <w:b/>
-          <w:color w:val="auto"/>
-          <w:sz w:val="28"/>
-          <w:lang w:eastAsia="ru-RU"/>
-        </w:rPr>
-        <w:t>ционалдық</w:t>
+        <w:t>Функционалдық</w:t>
       </w:r>
       <w:proofErr w:type="spellEnd"/>
       <w:r>
@@ -7569,7 +7033,12 @@
 </file>
 
 <file path=customXml/item1.xml><?xml version="1.0" encoding="utf-8"?>
-<b:Sources xmlns:b="http://schemas.openxmlformats.org/officeDocument/2006/bibliography" xmlns="http://schemas.openxmlformats.org/officeDocument/2006/bibliography" SelectedStyle="\APASixthEditionOfficeOnline.xsl" StyleName="APA" Version="6"/>
+<?mso-contentType ?>
+<FormTemplates xmlns="http://schemas.microsoft.com/sharepoint/v3/contenttype/forms">
+  <Display>DocumentLibraryForm</Display>
+  <Edit>DocumentLibraryForm</Edit>
+  <New>DocumentLibraryForm</New>
+</FormTemplates>
 </file>
 
 <file path=customXml/item2.xml><?xml version="1.0" encoding="utf-8"?>
@@ -7717,15 +7186,6 @@
 </file>
 
 <file path=customXml/item3.xml><?xml version="1.0" encoding="utf-8"?>
-<?mso-contentType ?>
-<FormTemplates xmlns="http://schemas.microsoft.com/sharepoint/v3/contenttype/forms">
-  <Display>DocumentLibraryForm</Display>
-  <Edit>DocumentLibraryForm</Edit>
-  <New>DocumentLibraryForm</New>
-</FormTemplates>
-</file>
-
-<file path=customXml/item4.xml><?xml version="1.0" encoding="utf-8"?>
 <p:properties xmlns:p="http://schemas.microsoft.com/office/2006/metadata/properties" xmlns:xsi="http://www.w3.org/2001/XMLSchema-instance" xmlns:pc="http://schemas.microsoft.com/office/infopath/2007/PartnerControls">
   <documentManagement>
     <ReferenceId xmlns="ffd00d78-6a3a-430e-8dbe-b114df27fe33" xsi:nil="true"/>
@@ -7733,22 +7193,50 @@
 </p:properties>
 </file>
 
+<file path=customXml/item4.xml><?xml version="1.0" encoding="utf-8"?>
+<b:Sources xmlns:b="http://schemas.openxmlformats.org/officeDocument/2006/bibliography" xmlns="http://schemas.openxmlformats.org/officeDocument/2006/bibliography" SelectedStyle="\APASixthEditionOfficeOnline.xsl" StyleName="APA" Version="6"/>
+</file>
+
 <file path=customXml/itemProps1.xml><?xml version="1.0" encoding="utf-8"?>
-<ds:datastoreItem xmlns:ds="http://schemas.openxmlformats.org/officeDocument/2006/customXml" ds:itemID="{793A0310-B50B-408F-943F-E6BE61E0298D}">
+<ds:datastoreItem xmlns:ds="http://schemas.openxmlformats.org/officeDocument/2006/customXml" ds:itemID="{5263BFFF-C7CF-48F8-AD6E-BEC54FB0D986}">
   <ds:schemaRefs>
-    <ds:schemaRef ds:uri="http://schemas.openxmlformats.org/officeDocument/2006/bibliography"/>
+    <ds:schemaRef ds:uri="http://schemas.microsoft.com/sharepoint/v3/contenttype/forms"/>
   </ds:schemaRefs>
 </ds:datastoreItem>
 </file>
 
 <file path=customXml/itemProps2.xml><?xml version="1.0" encoding="utf-8"?>
-<ds:datastoreItem xmlns:ds="http://schemas.openxmlformats.org/officeDocument/2006/customXml" ds:itemID="{981040BD-1582-437B-932E-8F3063AF11F0}"/>
+<ds:datastoreItem xmlns:ds="http://schemas.openxmlformats.org/officeDocument/2006/customXml" ds:itemID="{981040BD-1582-437B-932E-8F3063AF11F0}">
+  <ds:schemaRefs>
+    <ds:schemaRef ds:uri="http://schemas.microsoft.com/office/2006/metadata/contentType"/>
+    <ds:schemaRef ds:uri="http://schemas.microsoft.com/office/2006/metadata/properties/metaAttributes"/>
+    <ds:schemaRef ds:uri="http://www.w3.org/2001/XMLSchema"/>
+    <ds:schemaRef ds:uri="http://schemas.microsoft.com/office/2006/metadata/properties"/>
+    <ds:schemaRef ds:uri="ffd00d78-6a3a-430e-8dbe-b114df27fe33"/>
+    <ds:schemaRef ds:uri="http://schemas.microsoft.com/office/2006/documentManagement/types"/>
+    <ds:schemaRef ds:uri="http://schemas.microsoft.com/office/infopath/2007/PartnerControls"/>
+    <ds:schemaRef ds:uri="http://schemas.openxmlformats.org/package/2006/metadata/core-properties"/>
+    <ds:schemaRef ds:uri="http://purl.org/dc/elements/1.1/"/>
+    <ds:schemaRef ds:uri="http://purl.org/dc/terms/"/>
+    <ds:schemaRef ds:uri="http://schemas.microsoft.com/internal/obd"/>
+  </ds:schemaRefs>
+</ds:datastoreItem>
 </file>
 
 <file path=customXml/itemProps3.xml><?xml version="1.0" encoding="utf-8"?>
-<ds:datastoreItem xmlns:ds="http://schemas.openxmlformats.org/officeDocument/2006/customXml" ds:itemID="{5263BFFF-C7CF-48F8-AD6E-BEC54FB0D986}"/>
+<ds:datastoreItem xmlns:ds="http://schemas.openxmlformats.org/officeDocument/2006/customXml" ds:itemID="{CD2AFF07-FD96-4328-90E1-1FD2DD7F1F0C}">
+  <ds:schemaRefs>
+    <ds:schemaRef ds:uri="http://schemas.microsoft.com/office/2006/metadata/properties"/>
+    <ds:schemaRef ds:uri="http://schemas.microsoft.com/office/infopath/2007/PartnerControls"/>
+    <ds:schemaRef ds:uri="ffd00d78-6a3a-430e-8dbe-b114df27fe33"/>
+  </ds:schemaRefs>
+</ds:datastoreItem>
 </file>
 
 <file path=customXml/itemProps4.xml><?xml version="1.0" encoding="utf-8"?>
-<ds:datastoreItem xmlns:ds="http://schemas.openxmlformats.org/officeDocument/2006/customXml" ds:itemID="{CD2AFF07-FD96-4328-90E1-1FD2DD7F1F0C}"/>
+<ds:datastoreItem xmlns:ds="http://schemas.openxmlformats.org/officeDocument/2006/customXml" ds:itemID="{60212ED0-0C54-405E-A188-4042414F106C}">
+  <ds:schemaRefs>
+    <ds:schemaRef ds:uri="http://schemas.openxmlformats.org/officeDocument/2006/bibliography"/>
+  </ds:schemaRefs>
+</ds:datastoreItem>
 </file>